--- a/public/templates/MAU_VIC_HDLD_BO.docx
+++ b/public/templates/MAU_VIC_HDLD_BO.docx
@@ -31,7 +31,7 @@
                 <w:noProof/>
               </w:rPr>
               <w:drawing>
-                <wp:inline distT="0" distB="0" distL="0" distR="0" wp14:anchorId="2005E651" wp14:editId="4B56AB08">
+                <wp:inline distT="0" distB="0" distL="0" distR="0" wp14:anchorId="2005E651" wp14:editId="45B6723F">
                   <wp:extent cx="2057400" cy="597535"/>
                   <wp:effectExtent l="0" t="0" r="0" b="0"/>
                   <wp:docPr id="650076419" name="Picture 1"/>
@@ -216,70 +216,7 @@
         </w:rPr>
         <w:t>{{so_hop_dong}}</w:t>
       </w:r>
-      <w:r>
-        <w:rPr>
-          <w:rFonts w:ascii="Times New Roman" w:eastAsia="Times New Roman" w:hAnsi="Times New Roman"/>
-          <w:sz w:val="24"/>
-          <w:szCs w:val="24"/>
-          <w:lang w:val="pt-BR"/>
-        </w:rPr>
-        <w:t xml:space="preserve"> </w:t>
-      </w:r>
-      <w:r>
-        <w:rPr>
-          <w:rFonts w:ascii="Times New Roman" w:eastAsia="Times New Roman" w:hAnsi="Times New Roman"/>
-          <w:sz w:val="24"/>
-          <w:szCs w:val="24"/>
-          <w:lang w:val="pt-BR"/>
-        </w:rPr>
-        <w:t>/</w:t>
-      </w:r>
-      <w:r>
-        <w:rPr>
-          <w:rFonts w:ascii="Times New Roman" w:eastAsia="Times New Roman" w:hAnsi="Times New Roman"/>
-          <w:sz w:val="24"/>
-          <w:szCs w:val="24"/>
-          <w:lang w:val="pt-BR"/>
-        </w:rPr>
-        <w:t xml:space="preserve"> </w:t>
-      </w:r>
-      <w:r>
-        <w:rPr>
-          <w:rFonts w:ascii="Times New Roman" w:eastAsia="Times New Roman" w:hAnsi="Times New Roman"/>
-          <w:sz w:val="24"/>
-          <w:szCs w:val="24"/>
-          <w:lang w:val="pt-BR"/>
-        </w:rPr>
-        <w:t>VIC_H</w:t>
-      </w:r>
-      <w:r>
-        <w:rPr>
-          <w:rFonts w:ascii="Times New Roman" w:eastAsia="Times New Roman" w:hAnsi="Times New Roman"/>
-          <w:sz w:val="24"/>
-          <w:szCs w:val="24"/>
-          <w:lang w:val="pt-BR"/>
-        </w:rPr>
-        <w:t>D</w:t>
-      </w:r>
-      <w:r>
-        <w:rPr>
-          <w:rFonts w:ascii="Times New Roman" w:eastAsia="Times New Roman" w:hAnsi="Times New Roman"/>
-          <w:sz w:val="24"/>
-          <w:szCs w:val="24"/>
-          <w:lang w:val="pt-BR"/>
-        </w:rPr>
-        <w:t>L</w:t>
-      </w:r>
       <w:bookmarkEnd w:id="0"/>
-      <w:r>
-        <w:rPr>
-          <w:rFonts w:ascii="Times New Roman" w:eastAsia="Times New Roman" w:hAnsi="Times New Roman"/>
-          <w:sz w:val="24"/>
-          <w:szCs w:val="24"/>
-          <w:lang w:val="pt-BR"/>
-        </w:rPr>
-        <w:t>D</w:t>
-      </w:r>
     </w:p>
     <w:p>
       <w:pPr>
@@ -1731,6 +1668,15 @@
           <w:lang w:val="pt-BR"/>
         </w:rPr>
         <w:t>Thời hạn Hợp đồng: Từ ngày</w:t>
+      </w:r>
+      <w:r>
+        <w:rPr>
+          <w:rFonts w:ascii="Times New Roman" w:hAnsi="Times New Roman"/>
+          <w:sz w:val="24"/>
+          <w:szCs w:val="24"/>
+          <w:lang w:val="pt-BR"/>
+        </w:rPr>
+        <w:t xml:space="preserve"> </w:t>
       </w:r>
       <w:r>
         <w:rPr>

--- a/public/templates/MAU_VIC_HDLD_BO.docx
+++ b/public/templates/MAU_VIC_HDLD_BO.docx
@@ -31,7 +31,7 @@
                 <w:noProof/>
               </w:rPr>
               <w:drawing>
-                <wp:inline distT="0" distB="0" distL="0" distR="0" wp14:anchorId="2005E651" wp14:editId="45B6723F">
+                <wp:inline distT="0" distB="0" distL="0" distR="0" wp14:anchorId="2005E651" wp14:editId="1F17E249">
                   <wp:extent cx="2057400" cy="597535"/>
                   <wp:effectExtent l="0" t="0" r="0" b="0"/>
                   <wp:docPr id="650076419" name="Picture 1"/>
@@ -1948,6 +1948,15 @@
           <w:lang w:val="pt-BR"/>
         </w:rPr>
         <w:t>:</w:t>
+      </w:r>
+      <w:r>
+        <w:rPr>
+          <w:rFonts w:ascii="Times New Roman" w:hAnsi="Times New Roman"/>
+          <w:sz w:val="24"/>
+          <w:szCs w:val="24"/>
+          <w:lang w:val="pt-BR"/>
+        </w:rPr>
+        <w:t xml:space="preserve"> {{cong_viec_phai_lam}}.</w:t>
       </w:r>
     </w:p>
     <w:p>
